--- a/Self Introduction.docx
+++ b/Self Introduction.docx
@@ -16,27 +16,7 @@
           <w:sz w:val="28"/>
           <w:szCs w:val="28"/>
         </w:rPr>
-        <w:t xml:space="preserve">Good </w:t>
-      </w:r>
-      <w:proofErr w:type="gramStart"/>
-      <w:r>
-        <w:rPr>
-          <w:b/>
-          <w:bCs/>
-          <w:sz w:val="28"/>
-          <w:szCs w:val="28"/>
-        </w:rPr>
-        <w:t>morning</w:t>
-      </w:r>
-      <w:proofErr w:type="gramEnd"/>
-      <w:r>
-        <w:rPr>
-          <w:b/>
-          <w:bCs/>
-          <w:sz w:val="28"/>
-          <w:szCs w:val="28"/>
-        </w:rPr>
-        <w:t xml:space="preserve"> sir/madam. Thank you for giving me this opportunity.</w:t>
+        <w:t xml:space="preserve">Good morning sir/madam. </w:t>
       </w:r>
     </w:p>
     <w:p>
@@ -164,7 +144,7 @@
           <w:sz w:val="28"/>
           <w:szCs w:val="28"/>
         </w:rPr>
-        <w:t>Full Stack Development and Software Engineering</w:t>
+        <w:t>Full Stack Development</w:t>
       </w:r>
       <w:r>
         <w:rPr>
@@ -188,7 +168,16 @@
           <w:sz w:val="28"/>
           <w:szCs w:val="28"/>
         </w:rPr>
-        <w:t>As part of my academic journey, I have worked on two major projects.</w:t>
+        <w:t>As part of my academic journey, some of my projects include</w:t>
+      </w:r>
+      <w:r>
+        <w:rPr>
+          <w:i/>
+          <w:iCs/>
+          <w:sz w:val="28"/>
+          <w:szCs w:val="28"/>
+        </w:rPr>
+        <w:t>.</w:t>
       </w:r>
     </w:p>
     <w:p>
@@ -1055,7 +1044,6 @@
   <w:style w:type="character" w:default="1" w:styleId="DefaultParagraphFont">
     <w:name w:val="Default Paragraph Font"/>
     <w:uiPriority w:val="1"/>
-    <w:semiHidden/>
     <w:unhideWhenUsed/>
   </w:style>
   <w:style w:type="table" w:default="1" w:styleId="TableNormal">
